--- a/tables/rigid_crcp_operational_lagged_shap_importance.docx
+++ b/tables/rigid_crcp_operational_lagged_shap_importance.docx
@@ -17,6 +17,7 @@
       <w:tblPr>
         <w:tblStyle w:val="LightGrid-Accent1"/>
         <w:tblW w:type="auto" w:w="0"/>
+        <w:tblLayout w:type="autofit"/>
         <w:tblLook w:firstColumn="1" w:firstRow="1" w:lastColumn="0" w:lastRow="0" w:noHBand="0" w:noVBand="1" w:val="04A0"/>
       </w:tblPr>
       <w:tblGrid>
